--- a/SWE-530/Topic 3/Topic 3 Discussion 2.docx
+++ b/SWE-530/Topic 3/Topic 3 Discussion 2.docx
@@ -10,6 +10,56 @@
     <w:p>
       <w:r>
         <w:t>Within the context of software architecture, do you think you are prepared to propose to your CEO or manager a disciplined approach in designing software?  Do you have the necessary skill(s)? If not, what would be required to overcome the needed skill(s)?</w:t>
+      </w:r>
+    </w:p>
+    <w:p>
+      <w:r>
+        <w:t>Hello Class,</w:t>
+      </w:r>
+    </w:p>
+    <w:p>
+      <w:pPr>
+        <w:ind w:firstLine="720"/>
+      </w:pPr>
+      <w:r>
+        <w:t xml:space="preserve">Within the context of software architecture, I am confident that I am well-prepared to propose a disciplined approach to designing software to my CEO or manager. Over the course of my experience, I have developed a strong foundation in architectural principles such as modularity, scalability, maintainability, and alignment with business goals. I understand the critical role that </w:t>
+      </w:r>
+      <w:proofErr w:type="gramStart"/>
+      <w:r>
+        <w:t>a well</w:t>
+      </w:r>
+      <w:proofErr w:type="gramEnd"/>
+      <w:r>
+        <w:t>-defined software architecture plays in reducing technical debt, improving development efficiency, and supporting long-term product sustainability.</w:t>
+      </w:r>
+    </w:p>
+    <w:p>
+      <w:pPr>
+        <w:ind w:firstLine="720"/>
+      </w:pPr>
+      <w:r>
+        <w:t>I possess the necessary skills to communicate complex architectural concepts in a clear and business-focused manner. I am adept at translating technical details into strategic value propositions that resonate with executive leadership, emphasizing how disciplined architecture can drive faster time-to-market, reduce costs, mitigate risks, and enhance overall product quality. This ability to bridge the gap between technical and business perspectives is essential for gaining buy-in from stakeholders and securing the resources needed for architectural initiatives.</w:t>
+      </w:r>
+    </w:p>
+    <w:p>
+      <w:pPr>
+        <w:ind w:firstLine="720"/>
+      </w:pPr>
+      <w:r>
+        <w:t xml:space="preserve">In addition to technical expertise, I have cultivated strong leadership and collaboration skills, enabling me to engage multidisciplinary teams effectively and foster consensus around architectural decisions. I am familiar with </w:t>
+      </w:r>
+      <w:proofErr w:type="gramStart"/>
+      <w:r>
+        <w:t>industry</w:t>
+      </w:r>
+      <w:proofErr w:type="gramEnd"/>
+      <w:r>
+        <w:t xml:space="preserve"> best practices such as Architecture Decision Records (ADRs), continuous integration and deployment pipelines, and domain-driven design, all of which support a disciplined and repeatable architectural process.</w:t>
+      </w:r>
+    </w:p>
+    <w:p>
+      <w:r>
+        <w:tab/>
       </w:r>
     </w:p>
     <w:sectPr>
